--- a/backend/word/MAKIJAŻ  TWARZY.docx
+++ b/backend/word/MAKIJAŻ  TWARZY.docx
@@ -4,33 +4,17 @@
   <w:body>
     <w:p>
       <w:r>
-        <w:t>MAKIJAŻ  TWARZY</w:t>
-      </w:r>
-    </w:p>
-    <w:p>
-      <w:r>
-        <w:t xml:space="preserve">Makijaż wykonywany w salonie </w:t>
-      </w:r>
-      <w:proofErr w:type="spellStart"/>
-      <w:r>
-        <w:t>Obsession</w:t>
-      </w:r>
-      <w:proofErr w:type="spellEnd"/>
-      <w:r>
-        <w:t xml:space="preserve"> to profesjonalna usługa kosmetyczna, której celem jest podkreślenie urody, dopasowanie makijażu do okazji oraz zapewnienie jego trwałości przez wiele godzin. W salonie używam wysokiej jakości kosmetyków, profesjonalnych narzędzi i technik stosowanych przez makijażystów.</w:t>
-      </w:r>
-    </w:p>
-    <w:p>
-      <w:r>
-        <w:t xml:space="preserve">Makijaż zaczynam  od krótkiej konsultacji, której celem jest omówienie stanu skóry klientki, ewentualnych alergii, okazji na jaką ma być wykonany makijaż ( ślub, sesja zdjęciowa, impreza), preferencji klientki oraz stylu makijażu (naturalny, </w:t>
-      </w:r>
-      <w:proofErr w:type="spellStart"/>
-      <w:r>
-        <w:t>glamour</w:t>
-      </w:r>
-      <w:proofErr w:type="spellEnd"/>
-      <w:r>
-        <w:t>, wieczorowy).</w:t>
+        <w:t>Makijaż twarzy</w:t>
+      </w:r>
+    </w:p>
+    <w:p>
+      <w:r>
+        <w:t>Makijaż wykonywany w salonie Obsession to profesjonalna usługa kosmetyczna, której celem jest podkreślenie urody, dopasowanie makijażu do okazji oraz zapewnienie jego trwałości przez wiele godzin. W salonie używam wysokiej jakości kosmetyków, profesjonalnych narzędzi i technik stosowanych przez makijażystów.</w:t>
+      </w:r>
+    </w:p>
+    <w:p>
+      <w:r>
+        <w:t>Makijaż zaczynam  od krótkiej konsultacji, której celem jest omówienie stanu skóry klientki, ewentualnych alergii, okazji na jaką ma być wykonany makijaż ( ślub, sesja zdjęciowa, impreza), preferencji klientki oraz stylu makijażu (naturalny, glamour, wieczorowy).</w:t>
       </w:r>
     </w:p>
     <w:p/>
@@ -137,13 +121,8 @@
     </w:p>
     <w:p>
       <w:r>
-        <w:t xml:space="preserve">2. Wyrównanie kolorytu skóry przy pomocy  podkładu o wysokiej trwałości, </w:t>
-      </w:r>
-      <w:proofErr w:type="spellStart"/>
-      <w:r>
-        <w:t>korektoru</w:t>
-      </w:r>
-      <w:proofErr w:type="spellEnd"/>
+        <w:t>2. Wyrównanie kolorytu skóry przy pomocy  podkładu o wysokiej trwałości, korektoru</w:t>
+      </w:r>
     </w:p>
     <w:p>
       <w:r>
@@ -167,15 +146,7 @@
     </w:p>
     <w:p>
       <w:r>
-        <w:t xml:space="preserve">W zależności od preferencji brwi wypełniane są cieniami lub pomadą, utrwalone żelem bądź jedynie wyczesane do góry ( </w:t>
-      </w:r>
-      <w:proofErr w:type="spellStart"/>
-      <w:r>
-        <w:t>zlaminowane</w:t>
-      </w:r>
-      <w:proofErr w:type="spellEnd"/>
-      <w:r>
-        <w:t>)</w:t>
+        <w:t>W zależności od preferencji brwi wypełniane są cieniami lub pomadą, utrwalone żelem bądź jedynie wyczesane do góry ( zlaminowane)</w:t>
       </w:r>
     </w:p>
     <w:p>
